--- a/scripts/rtl-reference.docx
+++ b/scripts/rtl-reference.docx
@@ -563,7 +563,6 @@
     <w:qFormat/>
     <w:pPr>
       <w:bidi/>
-      <w:jc w:val="right"/>
     </w:pPr>
     <w:rPr>
       <w:rtl/>
@@ -577,7 +576,6 @@
     <w:pPr>
       <w:spacing w:before="180" w:after="180"/>
       <w:bidi/>
-      <w:jc w:val="right"/>
     </w:pPr>
     <w:qFormat/>
     <w:rPr>
@@ -592,7 +590,6 @@
     <w:qFormat/>
     <w:pPr>
       <w:bidi/>
-      <w:jc w:val="right"/>
     </w:pPr>
     <w:rPr>
       <w:rtl/>
@@ -606,7 +603,6 @@
     <w:pPr>
       <w:spacing w:before="36" w:after="36"/>
       <w:bidi/>
-      <w:jc w:val="right"/>
     </w:pPr>
     <w:rPr>
       <w:rtl/>
@@ -622,7 +618,6 @@
       <w:keepNext/>
       <w:keepLines/>
       <w:spacing w:before="480" w:after="240"/>
-      <w:jc w:val="right"/>
       <w:bidi/>
     </w:pPr>
     <w:rPr>
@@ -644,7 +639,6 @@
       <w:keepNext/>
       <w:keepLines/>
       <w:spacing w:before="240" w:after="240"/>
-      <w:jc w:val="right"/>
       <w:bidi/>
     </w:pPr>
     <w:rPr>
@@ -661,7 +655,6 @@
     <w:pPr>
       <w:keepNext/>
       <w:keepLines/>
-      <w:jc w:val="right"/>
       <w:bidi/>
     </w:pPr>
     <w:rPr>
@@ -676,7 +669,6 @@
     <w:pPr>
       <w:keepNext/>
       <w:keepLines/>
-      <w:jc w:val="right"/>
       <w:bidi/>
     </w:pPr>
     <w:rPr>
@@ -692,7 +684,6 @@
     <w:pPr>
       <w:keepNext/>
       <w:keepLines/>
-      <w:jc w:val="right"/>
       <w:spacing w:before="300" w:after="0"/>
       <w:bidi/>
     </w:pPr>
@@ -716,7 +707,6 @@
       <w:keepLines/>
       <w:spacing w:before="100" w:after="300"/>
       <w:bidi/>
-      <w:jc w:val="right"/>
     </w:pPr>
     <w:rPr>
       <w:sz w:val="20"/>
@@ -732,7 +722,6 @@
     <w:qFormat/>
     <w:pPr>
       <w:bidi/>
-      <w:jc w:val="right"/>
     </w:pPr>
     <w:rPr>
       <w:rtl/>
@@ -751,7 +740,6 @@
       <w:spacing w:before="480" w:after="0"/>
       <w:outlineLvl w:val="0"/>
       <w:bidi/>
-      <w:jc w:val="right"/>
     </w:pPr>
     <w:rPr>
       <w:rFonts w:asciiTheme="majorHAnsi" w:eastAsiaTheme="majorEastAsia" w:hAnsiTheme="majorHAnsi" w:cstheme="majorBidi" w:cs="David"/>
@@ -776,7 +764,6 @@
       <w:spacing w:before="200" w:after="0"/>
       <w:outlineLvl w:val="1"/>
       <w:bidi/>
-      <w:jc w:val="right"/>
     </w:pPr>
     <w:rPr>
       <w:rFonts w:asciiTheme="majorHAnsi" w:eastAsiaTheme="majorEastAsia" w:hAnsiTheme="majorHAnsi" w:cstheme="majorBidi" w:cs="David"/>
@@ -801,7 +788,6 @@
       <w:spacing w:before="200" w:after="0"/>
       <w:outlineLvl w:val="2"/>
       <w:bidi/>
-      <w:jc w:val="right"/>
     </w:pPr>
     <w:rPr>
       <w:rFonts w:asciiTheme="majorHAnsi" w:eastAsiaTheme="majorEastAsia" w:hAnsiTheme="majorHAnsi" w:cstheme="majorBidi" w:cs="David"/>
@@ -826,7 +812,6 @@
       <w:spacing w:before="200" w:after="0"/>
       <w:outlineLvl w:val="3"/>
       <w:bidi/>
-      <w:jc w:val="right"/>
     </w:pPr>
     <w:rPr>
       <w:rFonts w:asciiTheme="majorHAnsi" w:eastAsiaTheme="majorEastAsia" w:hAnsiTheme="majorHAnsi" w:cstheme="majorBidi" w:cs="David"/>
@@ -851,7 +836,6 @@
       <w:spacing w:before="200" w:after="0"/>
       <w:outlineLvl w:val="4"/>
       <w:bidi/>
-      <w:jc w:val="right"/>
     </w:pPr>
     <w:rPr>
       <w:rFonts w:asciiTheme="majorHAnsi" w:eastAsiaTheme="majorEastAsia" w:hAnsiTheme="majorHAnsi" w:cstheme="majorBidi" w:cs="David"/>
@@ -875,7 +859,6 @@
       <w:spacing w:before="200" w:after="0"/>
       <w:outlineLvl w:val="5"/>
       <w:bidi/>
-      <w:jc w:val="right"/>
     </w:pPr>
     <w:rPr>
       <w:rFonts w:asciiTheme="majorHAnsi" w:eastAsiaTheme="majorEastAsia" w:hAnsiTheme="majorHAnsi" w:cstheme="majorBidi" w:cs="David"/>
@@ -898,7 +881,6 @@
       <w:spacing w:before="200" w:after="0"/>
       <w:outlineLvl w:val="6"/>
       <w:bidi/>
-      <w:jc w:val="right"/>
     </w:pPr>
     <w:rPr>
       <w:rFonts w:asciiTheme="majorHAnsi" w:eastAsiaTheme="majorEastAsia" w:hAnsiTheme="majorHAnsi" w:cstheme="majorBidi" w:cs="David"/>
@@ -921,7 +903,6 @@
       <w:spacing w:before="200" w:after="0"/>
       <w:outlineLvl w:val="7"/>
       <w:bidi/>
-      <w:jc w:val="right"/>
     </w:pPr>
     <w:rPr>
       <w:rFonts w:asciiTheme="majorHAnsi" w:eastAsiaTheme="majorEastAsia" w:hAnsiTheme="majorHAnsi" w:cstheme="majorBidi" w:cs="David"/>
@@ -944,7 +925,6 @@
       <w:spacing w:before="200" w:after="0"/>
       <w:outlineLvl w:val="8"/>
       <w:bidi/>
-      <w:jc w:val="right"/>
     </w:pPr>
     <w:rPr>
       <w:rFonts w:asciiTheme="majorHAnsi" w:eastAsiaTheme="majorEastAsia" w:hAnsiTheme="majorHAnsi" w:cstheme="majorBidi" w:cs="David"/>
@@ -965,7 +945,6 @@
       <w:spacing w:before="100" w:after="100"/>
       <w:ind w:firstLine="0" w:left="480" w:right="480"/>
       <w:bidi/>
-      <w:jc w:val="right"/>
     </w:pPr>
     <w:rPr>
       <w:rtl/>
@@ -981,7 +960,6 @@
     <w:qFormat/>
     <w:pPr>
       <w:bidi/>
-      <w:jc w:val="right"/>
     </w:pPr>
     <w:rPr>
       <w:rtl/>
@@ -1033,7 +1011,6 @@
       <w:keepLines/>
       <w:spacing w:after="0"/>
       <w:bidi/>
-      <w:jc w:val="right"/>
     </w:pPr>
     <w:rPr>
       <w:b/>
@@ -1046,7 +1023,6 @@
     <w:basedOn w:val="Normal"/>
     <w:pPr>
       <w:bidi/>
-      <w:jc w:val="right"/>
     </w:pPr>
     <w:rPr>
       <w:rtl/>
@@ -1060,7 +1036,6 @@
     <w:pPr>
       <w:spacing w:before="0" w:after="120"/>
       <w:bidi/>
-      <w:jc w:val="right"/>
     </w:pPr>
     <w:rPr>
       <w:i/>
@@ -1074,7 +1049,6 @@
     <w:pPr>
       <w:keepNext/>
       <w:bidi/>
-      <w:jc w:val="right"/>
     </w:pPr>
     <w:rPr>
       <w:rtl/>
@@ -1086,7 +1060,6 @@
     <w:basedOn w:val="Caption"/>
     <w:pPr>
       <w:bidi/>
-      <w:jc w:val="right"/>
     </w:pPr>
     <w:rPr>
       <w:rtl/>
@@ -1098,7 +1071,6 @@
     <w:basedOn w:val="Normal"/>
     <w:pPr>
       <w:bidi/>
-      <w:jc w:val="right"/>
     </w:pPr>
     <w:rPr>
       <w:rtl/>
@@ -1111,7 +1083,6 @@
     <w:pPr>
       <w:keepNext/>
       <w:bidi/>
-      <w:jc w:val="right"/>
     </w:pPr>
     <w:rPr>
       <w:rtl/>
@@ -1160,7 +1131,6 @@
       <w:spacing w:before="240" w:line="259" w:lineRule="auto"/>
       <w:outlineLvl w:val="9"/>
       <w:bidi/>
-      <w:jc w:val="right"/>
     </w:pPr>
     <w:rPr>
       <w:rFonts w:asciiTheme="majorHAnsi" w:eastAsiaTheme="majorEastAsia" w:hAnsiTheme="majorHAnsi" w:cstheme="majorBidi" w:cs="David"/>

--- a/scripts/rtl-reference.docx
+++ b/scripts/rtl-reference.docx
@@ -566,7 +566,9 @@
     </w:pPr>
     <w:rPr>
       <w:rtl/>
-      <w:rFonts w:cs="David"/>
+      <w:rFonts w:ascii="David" w:hAnsi="David" w:cs="David"/>
+      <w:sz w:val="18"/>
+      <w:szCs w:val="18"/>
     </w:rPr>
   </w:style>
   <w:style w:type="paragraph" w:styleId="BodyText">
@@ -580,7 +582,9 @@
     <w:qFormat/>
     <w:rPr>
       <w:rtl/>
-      <w:rFonts w:cs="David"/>
+      <w:rFonts w:ascii="David" w:hAnsi="David" w:cs="David"/>
+      <w:sz w:val="18"/>
+      <w:szCs w:val="18"/>
     </w:rPr>
   </w:style>
   <w:style w:type="paragraph" w:customStyle="1" w:styleId="FirstParagraph">
@@ -593,7 +597,9 @@
     </w:pPr>
     <w:rPr>
       <w:rtl/>
-      <w:rFonts w:cs="David"/>
+      <w:rFonts w:ascii="David" w:hAnsi="David" w:cs="David"/>
+      <w:sz w:val="18"/>
+      <w:szCs w:val="18"/>
     </w:rPr>
   </w:style>
   <w:style w:type="paragraph" w:customStyle="1" w:styleId="Compact">
@@ -606,7 +612,9 @@
     </w:pPr>
     <w:rPr>
       <w:rtl/>
-      <w:rFonts w:cs="David"/>
+      <w:rFonts w:ascii="David" w:hAnsi="David" w:cs="David"/>
+      <w:sz w:val="18"/>
+      <w:szCs w:val="18"/>
     </w:rPr>
   </w:style>
   <w:style w:type="paragraph" w:styleId="Title">
@@ -621,12 +629,12 @@
       <w:bidi/>
     </w:pPr>
     <w:rPr>
-      <w:rFonts w:asciiTheme="majorHAnsi" w:eastAsiaTheme="majorEastAsia" w:hAnsiTheme="majorHAnsi" w:cstheme="majorBidi" w:cs="David"/>
+      <w:rFonts w:asciiTheme="majorHAnsi" w:eastAsiaTheme="majorEastAsia" w:hAnsiTheme="majorHAnsi" w:cstheme="majorBidi" w:ascii="David" w:hAnsi="David" w:cs="David"/>
       <w:b/>
       <w:bCs/>
       <w:color w:val="345A8A" w:themeColor="accent1" w:themeShade="B5"/>
-      <w:sz w:val="36"/>
-      <w:szCs w:val="36"/>
+      <w:sz w:val="22"/>
+      <w:szCs w:val="22"/>
       <w:rtl/>
     </w:rPr>
   </w:style>
@@ -642,10 +650,10 @@
       <w:bidi/>
     </w:pPr>
     <w:rPr>
-      <w:sz w:val="30"/>
-      <w:szCs w:val="30"/>
-      <w:rtl/>
-      <w:rFonts w:cs="David"/>
+      <w:sz w:val="22"/>
+      <w:szCs w:val="22"/>
+      <w:rtl/>
+      <w:rFonts w:ascii="David" w:hAnsi="David" w:cs="David"/>
     </w:rPr>
   </w:style>
   <w:style w:type="paragraph" w:customStyle="1" w:styleId="Author">
@@ -659,7 +667,9 @@
     </w:pPr>
     <w:rPr>
       <w:rtl/>
-      <w:rFonts w:cs="David"/>
+      <w:rFonts w:ascii="David" w:hAnsi="David" w:cs="David"/>
+      <w:sz w:val="18"/>
+      <w:szCs w:val="18"/>
     </w:rPr>
   </w:style>
   <w:style w:type="paragraph" w:styleId="Date">
@@ -673,7 +683,9 @@
     </w:pPr>
     <w:rPr>
       <w:rtl/>
-      <w:rFonts w:cs="David"/>
+      <w:rFonts w:ascii="David" w:hAnsi="David" w:cs="David"/>
+      <w:sz w:val="18"/>
+      <w:szCs w:val="18"/>
     </w:rPr>
   </w:style>
   <w:style w:type="paragraph" w:customStyle="1" w:styleId="AbstractTitle">
@@ -688,13 +700,13 @@
       <w:bidi/>
     </w:pPr>
     <w:rPr>
-      <w:sz w:val="20"/>
-      <w:szCs w:val="20"/>
+      <w:sz w:val="22"/>
+      <w:szCs w:val="22"/>
       <w:b/>
       <w:color w:val="345A8A"/>
       &gt;
       <w:rtl/>
-      <w:rFonts w:cs="David"/>
+      <w:rFonts w:ascii="David" w:hAnsi="David" w:cs="David"/>
     </w:rPr>
   </w:style>
   <w:style w:type="paragraph" w:customStyle="1" w:styleId="Abstract">
@@ -709,10 +721,10 @@
       <w:bidi/>
     </w:pPr>
     <w:rPr>
-      <w:sz w:val="20"/>
-      <w:szCs w:val="20"/>
-      <w:rtl/>
-      <w:rFonts w:cs="David"/>
+      <w:sz w:val="18"/>
+      <w:szCs w:val="18"/>
+      <w:rtl/>
+      <w:rFonts w:ascii="David" w:hAnsi="David" w:cs="David"/>
     </w:rPr>
   </w:style>
   <w:style w:type="paragraph" w:styleId="Bibliography">
@@ -725,7 +737,9 @@
     </w:pPr>
     <w:rPr>
       <w:rtl/>
-      <w:rFonts w:cs="David"/>
+      <w:rFonts w:ascii="David" w:hAnsi="David" w:cs="David"/>
+      <w:sz w:val="18"/>
+      <w:szCs w:val="18"/>
     </w:rPr>
   </w:style>
   <w:style w:type="paragraph" w:styleId="Heading1">
@@ -742,12 +756,12 @@
       <w:bidi/>
     </w:pPr>
     <w:rPr>
-      <w:rFonts w:asciiTheme="majorHAnsi" w:eastAsiaTheme="majorEastAsia" w:hAnsiTheme="majorHAnsi" w:cstheme="majorBidi" w:cs="David"/>
+      <w:rFonts w:asciiTheme="majorHAnsi" w:eastAsiaTheme="majorEastAsia" w:hAnsiTheme="majorHAnsi" w:cstheme="majorBidi" w:ascii="David" w:hAnsi="David" w:cs="David"/>
       <w:b/>
       <w:bCs/>
       <w:color w:val="4F81BD" w:themeColor="accent1"/>
-      <w:sz w:val="32"/>
-      <w:szCs w:val="32"/>
+      <w:sz w:val="22"/>
+      <w:szCs w:val="22"/>
       <w:rtl/>
     </w:rPr>
   </w:style>
@@ -766,12 +780,12 @@
       <w:bidi/>
     </w:pPr>
     <w:rPr>
-      <w:rFonts w:asciiTheme="majorHAnsi" w:eastAsiaTheme="majorEastAsia" w:hAnsiTheme="majorHAnsi" w:cstheme="majorBidi" w:cs="David"/>
+      <w:rFonts w:asciiTheme="majorHAnsi" w:eastAsiaTheme="majorEastAsia" w:hAnsiTheme="majorHAnsi" w:cstheme="majorBidi" w:ascii="David" w:hAnsi="David" w:cs="David"/>
       <w:b/>
       <w:bCs/>
       <w:color w:val="4F81BD" w:themeColor="accent1"/>
-      <w:sz w:val="28"/>
-      <w:szCs w:val="28"/>
+      <w:sz w:val="20"/>
+      <w:szCs w:val="20"/>
       <w:rtl/>
     </w:rPr>
   </w:style>
@@ -790,12 +804,12 @@
       <w:bidi/>
     </w:pPr>
     <w:rPr>
-      <w:rFonts w:asciiTheme="majorHAnsi" w:eastAsiaTheme="majorEastAsia" w:hAnsiTheme="majorHAnsi" w:cstheme="majorBidi" w:cs="David"/>
+      <w:rFonts w:asciiTheme="majorHAnsi" w:eastAsiaTheme="majorEastAsia" w:hAnsiTheme="majorHAnsi" w:cstheme="majorBidi" w:ascii="David" w:hAnsi="David" w:cs="David"/>
       <w:b/>
       <w:bCs/>
       <w:color w:val="4F81BD" w:themeColor="accent1"/>
-      <w:sz w:val="24"/>
-      <w:szCs w:val="24"/>
+      <w:sz w:val="18"/>
+      <w:szCs w:val="18"/>
       <w:rtl/>
     </w:rPr>
   </w:style>
@@ -814,12 +828,12 @@
       <w:bidi/>
     </w:pPr>
     <w:rPr>
-      <w:rFonts w:asciiTheme="majorHAnsi" w:eastAsiaTheme="majorEastAsia" w:hAnsiTheme="majorHAnsi" w:cstheme="majorBidi" w:cs="David"/>
+      <w:rFonts w:asciiTheme="majorHAnsi" w:eastAsiaTheme="majorEastAsia" w:hAnsiTheme="majorHAnsi" w:cstheme="majorBidi" w:ascii="David" w:hAnsi="David" w:cs="David"/>
       <w:i/>
       <w:bCs/>
       <w:color w:val="4F81BD" w:themeColor="accent1"/>
-      <w:sz w:val="24"/>
-      <w:szCs w:val="24"/>
+      <w:sz w:val="18"/>
+      <w:szCs w:val="18"/>
       <w:rtl/>
     </w:rPr>
   </w:style>
@@ -838,11 +852,11 @@
       <w:bidi/>
     </w:pPr>
     <w:rPr>
-      <w:rFonts w:asciiTheme="majorHAnsi" w:eastAsiaTheme="majorEastAsia" w:hAnsiTheme="majorHAnsi" w:cstheme="majorBidi" w:cs="David"/>
+      <w:rFonts w:asciiTheme="majorHAnsi" w:eastAsiaTheme="majorEastAsia" w:hAnsiTheme="majorHAnsi" w:cstheme="majorBidi" w:ascii="David" w:hAnsi="David" w:cs="David"/>
       <w:iCs/>
       <w:color w:val="4F81BD" w:themeColor="accent1"/>
-      <w:sz w:val="24"/>
-      <w:szCs w:val="24"/>
+      <w:sz w:val="18"/>
+      <w:szCs w:val="18"/>
       <w:rtl/>
     </w:rPr>
   </w:style>
@@ -861,10 +875,10 @@
       <w:bidi/>
     </w:pPr>
     <w:rPr>
-      <w:rFonts w:asciiTheme="majorHAnsi" w:eastAsiaTheme="majorEastAsia" w:hAnsiTheme="majorHAnsi" w:cstheme="majorBidi" w:cs="David"/>
+      <w:rFonts w:asciiTheme="majorHAnsi" w:eastAsiaTheme="majorEastAsia" w:hAnsiTheme="majorHAnsi" w:cstheme="majorBidi" w:ascii="David" w:hAnsi="David" w:cs="David"/>
       <w:color w:val="4F81BD" w:themeColor="accent1"/>
-      <w:sz w:val="24"/>
-      <w:szCs w:val="24"/>
+      <w:sz w:val="18"/>
+      <w:szCs w:val="18"/>
       <w:rtl/>
     </w:rPr>
   </w:style>
@@ -883,10 +897,10 @@
       <w:bidi/>
     </w:pPr>
     <w:rPr>
-      <w:rFonts w:asciiTheme="majorHAnsi" w:eastAsiaTheme="majorEastAsia" w:hAnsiTheme="majorHAnsi" w:cstheme="majorBidi" w:cs="David"/>
+      <w:rFonts w:asciiTheme="majorHAnsi" w:eastAsiaTheme="majorEastAsia" w:hAnsiTheme="majorHAnsi" w:cstheme="majorBidi" w:ascii="David" w:hAnsi="David" w:cs="David"/>
       <w:color w:val="4F81BD" w:themeColor="accent1"/>
-      <w:sz w:val="24"/>
-      <w:szCs w:val="24"/>
+      <w:sz w:val="18"/>
+      <w:szCs w:val="18"/>
       <w:rtl/>
     </w:rPr>
   </w:style>
@@ -905,10 +919,10 @@
       <w:bidi/>
     </w:pPr>
     <w:rPr>
-      <w:rFonts w:asciiTheme="majorHAnsi" w:eastAsiaTheme="majorEastAsia" w:hAnsiTheme="majorHAnsi" w:cstheme="majorBidi" w:cs="David"/>
+      <w:rFonts w:asciiTheme="majorHAnsi" w:eastAsiaTheme="majorEastAsia" w:hAnsiTheme="majorHAnsi" w:cstheme="majorBidi" w:ascii="David" w:hAnsi="David" w:cs="David"/>
       <w:color w:val="4F81BD" w:themeColor="accent1"/>
-      <w:sz w:val="24"/>
-      <w:szCs w:val="24"/>
+      <w:sz w:val="18"/>
+      <w:szCs w:val="18"/>
       <w:rtl/>
     </w:rPr>
   </w:style>
@@ -927,10 +941,10 @@
       <w:bidi/>
     </w:pPr>
     <w:rPr>
-      <w:rFonts w:asciiTheme="majorHAnsi" w:eastAsiaTheme="majorEastAsia" w:hAnsiTheme="majorHAnsi" w:cstheme="majorBidi" w:cs="David"/>
+      <w:rFonts w:asciiTheme="majorHAnsi" w:eastAsiaTheme="majorEastAsia" w:hAnsiTheme="majorHAnsi" w:cstheme="majorBidi" w:ascii="David" w:hAnsi="David" w:cs="David"/>
       <w:color w:val="4F81BD" w:themeColor="accent1"/>
-      <w:sz w:val="24"/>
-      <w:szCs w:val="24"/>
+      <w:sz w:val="18"/>
+      <w:szCs w:val="18"/>
       <w:rtl/>
     </w:rPr>
   </w:style>
@@ -948,7 +962,9 @@
     </w:pPr>
     <w:rPr>
       <w:rtl/>
-      <w:rFonts w:cs="David"/>
+      <w:rFonts w:ascii="David" w:hAnsi="David" w:cs="David"/>
+      <w:sz w:val="18"/>
+      <w:szCs w:val="18"/>
     </w:rPr>
   </w:style>
   <w:style w:type="paragraph" w:styleId="FootnoteText">
@@ -963,7 +979,9 @@
     </w:pPr>
     <w:rPr>
       <w:rtl/>
-      <w:rFonts w:cs="David"/>
+      <w:rFonts w:ascii="David" w:hAnsi="David" w:cs="David"/>
+      <w:sz w:val="18"/>
+      <w:szCs w:val="18"/>
     </w:rPr>
   </w:style>
   <w:style w:type="character" w:default="1" w:styleId="DefaultParagraphFont">
@@ -1015,7 +1033,9 @@
     <w:rPr>
       <w:b/>
       <w:rtl/>
-      <w:rFonts w:cs="David"/>
+      <w:rFonts w:ascii="David" w:hAnsi="David" w:cs="David"/>
+      <w:sz w:val="18"/>
+      <w:szCs w:val="18"/>
     </w:rPr>
   </w:style>
   <w:style w:type="paragraph" w:customStyle="1" w:styleId="Definition">
@@ -1026,7 +1046,9 @@
     </w:pPr>
     <w:rPr>
       <w:rtl/>
-      <w:rFonts w:cs="David"/>
+      <w:rFonts w:ascii="David" w:hAnsi="David" w:cs="David"/>
+      <w:sz w:val="18"/>
+      <w:szCs w:val="18"/>
     </w:rPr>
   </w:style>
   <w:style w:type="paragraph" w:styleId="Caption">
@@ -1040,7 +1062,9 @@
     <w:rPr>
       <w:i/>
       <w:rtl/>
-      <w:rFonts w:cs="David"/>
+      <w:rFonts w:ascii="David" w:hAnsi="David" w:cs="David"/>
+      <w:sz w:val="18"/>
+      <w:szCs w:val="18"/>
     </w:rPr>
   </w:style>
   <w:style w:type="paragraph" w:customStyle="1" w:styleId="TableCaption">
@@ -1052,7 +1076,9 @@
     </w:pPr>
     <w:rPr>
       <w:rtl/>
-      <w:rFonts w:cs="David"/>
+      <w:rFonts w:ascii="David" w:hAnsi="David" w:cs="David"/>
+      <w:sz w:val="18"/>
+      <w:szCs w:val="18"/>
     </w:rPr>
   </w:style>
   <w:style w:type="paragraph" w:customStyle="1" w:styleId="ImageCaption">
@@ -1063,7 +1089,9 @@
     </w:pPr>
     <w:rPr>
       <w:rtl/>
-      <w:rFonts w:cs="David"/>
+      <w:rFonts w:ascii="David" w:hAnsi="David" w:cs="David"/>
+      <w:sz w:val="18"/>
+      <w:szCs w:val="18"/>
     </w:rPr>
   </w:style>
   <w:style w:type="paragraph" w:customStyle="1" w:styleId="Figure">
@@ -1074,7 +1102,9 @@
     </w:pPr>
     <w:rPr>
       <w:rtl/>
-      <w:rFonts w:cs="David"/>
+      <w:rFonts w:ascii="David" w:hAnsi="David" w:cs="David"/>
+      <w:sz w:val="18"/>
+      <w:szCs w:val="18"/>
     </w:rPr>
   </w:style>
   <w:style w:type="paragraph" w:customStyle="1" w:styleId="CaptionedFigure">
@@ -1086,7 +1116,9 @@
     </w:pPr>
     <w:rPr>
       <w:rtl/>
-      <w:rFonts w:cs="David"/>
+      <w:rFonts w:ascii="David" w:hAnsi="David" w:cs="David"/>
+      <w:sz w:val="18"/>
+      <w:szCs w:val="18"/>
     </w:rPr>
   </w:style>
   <w:style w:type="character" w:customStyle="1" w:styleId="BodyTextChar">
@@ -1133,11 +1165,13 @@
       <w:bidi/>
     </w:pPr>
     <w:rPr>
-      <w:rFonts w:asciiTheme="majorHAnsi" w:eastAsiaTheme="majorEastAsia" w:hAnsiTheme="majorHAnsi" w:cstheme="majorBidi" w:cs="David"/>
+      <w:rFonts w:asciiTheme="majorHAnsi" w:eastAsiaTheme="majorEastAsia" w:hAnsiTheme="majorHAnsi" w:cstheme="majorBidi" w:ascii="David" w:hAnsi="David" w:cs="David"/>
       <w:b w:val="0"/>
       <w:bCs w:val="0"/>
       <w:color w:val="365F91" w:themeColor="accent1" w:themeShade="BF"/>
       <w:rtl/>
+      <w:sz w:val="18"/>
+      <w:szCs w:val="18"/>
     </w:rPr>
   </w:style>
 </w:styles>
